--- a/Project Templates - Completed/5. Project Development Phase/Performance Testing/Salesforce.docx
+++ b/Project Templates - Completed/5. Project Development Phase/Performance Testing/Salesforce.docx
@@ -162,7 +162,7 @@
                 <w:rFonts w:ascii="Calibri" w:cs="Calibri" w:eastAsia="Calibri" w:hAnsi="Calibri"/>
                 <w:rtl w:val="0"/>
               </w:rPr>
-              <w:t>[Your Team ID]</w:t>
+              <w:t>SWTID-2026-6519</w:t>
             </w:r>
           </w:p>
         </w:tc>
